--- a/Documentation/MINOR .docx
+++ b/Documentation/MINOR .docx
@@ -39,6 +39,7 @@
           <w:szCs w:val="32"/>
         </w:rPr>
       </w:pPr>
+      <w:proofErr w:type="gramStart"/>
       <w:r>
         <w:rPr>
           <w:b/>
@@ -48,6 +49,7 @@
         </w:rPr>
         <w:t>Tittle :</w:t>
       </w:r>
+      <w:proofErr w:type="gramEnd"/>
       <w:r>
         <w:rPr>
           <w:sz w:val="36"/>
@@ -92,7 +94,87 @@
           <w:sz w:val="36"/>
           <w:szCs w:val="32"/>
         </w:rPr>
-        <w:t xml:space="preserve"> The Department of Posts has implemented various Post Office Savings Bank (POSB) Schemes in All over India uniformly. However, each socio-geographic formation at the state, district, block and village level has its own demographic realities that require a customised thrust for making the relevant financial and insurance services available to the served population around each post office. For example, in West Bengal, there are some villages where percentage of females are higher where if Melas for Sukanya Samriddhi Accounts ( SSA) and Mahila Samriddhi Samman Patras (MSSC) can be arranged, the effectiveness of the sales effort and the conversion rate will be higher. Similarly, in some villages the number of senior citizens are higher and higher number of Senior Citizen Social Security (SCSS) accounts can be opened for their benefit to justify presence of post offices in these areas. But there is no such report from where it can be identified, where and when the need of which product is higher. All melas like SSA, MSSC, Postal Life Insurance (PLI) , Rural Postal Life Insurance ( RPLI) have been arranged in villages without the knowledge </w:t>
+        <w:t xml:space="preserve"> The Department of Posts has implemented various Post Office Savings Bank (POSB) Schemes in All over India uniformly. However, each socio-geographic formation at the state, district, block and village level has its own demographic realities that require a </w:t>
+      </w:r>
+      <w:proofErr w:type="spellStart"/>
+      <w:r>
+        <w:rPr>
+          <w:sz w:val="36"/>
+          <w:szCs w:val="32"/>
+        </w:rPr>
+        <w:t>customised</w:t>
+      </w:r>
+      <w:proofErr w:type="spellEnd"/>
+      <w:r>
+        <w:rPr>
+          <w:sz w:val="36"/>
+          <w:szCs w:val="32"/>
+        </w:rPr>
+        <w:t xml:space="preserve"> thrust for making the relevant financial and insurance services available to the served population around each post office. For example, in West Bengal, there are some villages where percentage of females are higher where if Melas for Sukanya Samriddhi Accounts </w:t>
+      </w:r>
+      <w:proofErr w:type="gramStart"/>
+      <w:r>
+        <w:rPr>
+          <w:sz w:val="36"/>
+          <w:szCs w:val="32"/>
+        </w:rPr>
+        <w:t>( SSA</w:t>
+      </w:r>
+      <w:proofErr w:type="gramEnd"/>
+      <w:r>
+        <w:rPr>
+          <w:sz w:val="36"/>
+          <w:szCs w:val="32"/>
+        </w:rPr>
+        <w:t xml:space="preserve">) and Mahila Samriddhi Samman Patras (MSSC) can be arranged, the effectiveness of the sales effort and the conversion rate will be higher. Similarly, in some villages the number of senior citizens </w:t>
+      </w:r>
+      <w:proofErr w:type="gramStart"/>
+      <w:r>
+        <w:rPr>
+          <w:sz w:val="36"/>
+          <w:szCs w:val="32"/>
+        </w:rPr>
+        <w:t>are</w:t>
+      </w:r>
+      <w:proofErr w:type="gramEnd"/>
+      <w:r>
+        <w:rPr>
+          <w:sz w:val="36"/>
+          <w:szCs w:val="32"/>
+        </w:rPr>
+        <w:t xml:space="preserve"> higher and higher number of Senior Citizen Social Security (SCSS) accounts can be opened for their benefit to justify presence of post offices in these areas. But there is no such report from where it can be identified, where and when the need of which product is higher. All melas like SSA, MSSC, Postal Life Insurance (PLI</w:t>
+      </w:r>
+      <w:proofErr w:type="gramStart"/>
+      <w:r>
+        <w:rPr>
+          <w:sz w:val="36"/>
+          <w:szCs w:val="32"/>
+        </w:rPr>
+        <w:t>) ,</w:t>
+      </w:r>
+      <w:proofErr w:type="gramEnd"/>
+      <w:r>
+        <w:rPr>
+          <w:sz w:val="36"/>
+          <w:szCs w:val="32"/>
+        </w:rPr>
+        <w:t xml:space="preserve"> Rural Postal Life Insurance </w:t>
+      </w:r>
+      <w:proofErr w:type="gramStart"/>
+      <w:r>
+        <w:rPr>
+          <w:sz w:val="36"/>
+          <w:szCs w:val="32"/>
+        </w:rPr>
+        <w:t>( RPLI</w:t>
+      </w:r>
+      <w:proofErr w:type="gramEnd"/>
+      <w:r>
+        <w:rPr>
+          <w:sz w:val="36"/>
+          <w:szCs w:val="32"/>
+        </w:rPr>
+        <w:t xml:space="preserve">) have been arranged in villages without the knowledge </w:t>
       </w:r>
       <w:r>
         <w:rPr>
@@ -100,7 +182,39 @@
           <w:szCs w:val="32"/>
         </w:rPr>
         <w:lastRenderedPageBreak/>
-        <w:t>of percentage of male/female/child and senior citizens resulting in moderate to mediocre success for the efforts. Description: The Department of Posts has implemented various POSB Schemes in All over India uniformly. Actual demographic location-wise population is to be identified. In West Bengal, for example, there are some villages where percentage of females are higher, in some villages the number of senior citizens are higher. In some sectors demand young generation and service holders are much higher. The need of the youth and service holders are very different from the demands of other sector of people. Density of farmers and business-oriented people are higher in some areas. All melas like SSA, MSSC, Public Provident Fund (PPF), Recurring Deposits (RD), Time Deposit ( TD) PLI, RPLI have been arranged in every city and villages without the knowledge of percentage of male/female/child/senior citizens and other sectors of people and as a result the success of all the melas are found not satisfactory. Expected Solution: The expected solution is pictorial data and actual demographic and economic location-wise population is to be identified. The demographic and location-wise population data is to be taken as a fundamental data towards improvement of financial (banking &amp; insurance) services.</w:t>
+        <w:t xml:space="preserve">of percentage of male/female/child and senior citizens resulting in moderate to mediocre success for the efforts. Description: The Department of Posts has implemented various POSB Schemes in All over India uniformly. Actual demographic location-wise population is to be identified. In West Bengal, for example, there are some villages where percentage of females are higher, in some villages the number of senior citizens </w:t>
+      </w:r>
+      <w:proofErr w:type="gramStart"/>
+      <w:r>
+        <w:rPr>
+          <w:sz w:val="36"/>
+          <w:szCs w:val="32"/>
+        </w:rPr>
+        <w:t>are</w:t>
+      </w:r>
+      <w:proofErr w:type="gramEnd"/>
+      <w:r>
+        <w:rPr>
+          <w:sz w:val="36"/>
+          <w:szCs w:val="32"/>
+        </w:rPr>
+        <w:t xml:space="preserve"> higher. In some sectors demand young generation and service holders are much higher. The need of the youth and service holders are very different from the demands of other sector of people. Density of farmers and business-oriented people are higher in some areas. All melas like SSA, MSSC, Public Provident Fund (PPF), Recurring Deposits (RD), Time Deposit </w:t>
+      </w:r>
+      <w:proofErr w:type="gramStart"/>
+      <w:r>
+        <w:rPr>
+          <w:sz w:val="36"/>
+          <w:szCs w:val="32"/>
+        </w:rPr>
+        <w:t>( TD</w:t>
+      </w:r>
+      <w:proofErr w:type="gramEnd"/>
+      <w:r>
+        <w:rPr>
+          <w:sz w:val="36"/>
+          <w:szCs w:val="32"/>
+        </w:rPr>
+        <w:t>) PLI, RPLI have been arranged in every city and villages without the knowledge of percentage of male/female/child/senior citizens and other sectors of people and as a result the success of all the melas are found not satisfactory. Expected Solution: The expected solution is pictorial data and actual demographic and economic location-wise population is to be identified. The demographic and location-wise population data is to be taken as a fundamental data towards improvement of financial (banking &amp; insurance) services.</w:t>
       </w:r>
     </w:p>
     <w:p>
@@ -297,7 +411,7 @@
           <w:szCs w:val="32"/>
         </w:rPr>
         <w:pict w14:anchorId="59C0A470">
-          <v:rect id="_x0000_i1046" style="width:0;height:1.5pt" o:hralign="center" o:hrstd="t" o:hr="t" fillcolor="#a0a0a0" stroked="f"/>
+          <v:rect id="_x0000_i1025" style="width:0;height:1.5pt" o:hralign="center" o:hrstd="t" o:hr="t" fillcolor="#a0a0a0" stroked="f"/>
         </w:pict>
       </w:r>
     </w:p>
@@ -438,7 +552,7 @@
           <w:szCs w:val="32"/>
         </w:rPr>
         <w:pict w14:anchorId="4E71498F">
-          <v:rect id="_x0000_i1047" style="width:0;height:1.5pt" o:hralign="center" o:hrstd="t" o:hr="t" fillcolor="#a0a0a0" stroked="f"/>
+          <v:rect id="_x0000_i1026" style="width:0;height:1.5pt" o:hralign="center" o:hrstd="t" o:hr="t" fillcolor="#a0a0a0" stroked="f"/>
         </w:pict>
       </w:r>
     </w:p>
@@ -537,7 +651,7 @@
           <w:szCs w:val="32"/>
         </w:rPr>
         <w:pict w14:anchorId="6B1FC9DD">
-          <v:rect id="_x0000_i1048" style="width:0;height:1.5pt" o:hralign="center" o:hrstd="t" o:hr="t" fillcolor="#a0a0a0" stroked="f"/>
+          <v:rect id="_x0000_i1027" style="width:0;height:1.5pt" o:hralign="center" o:hrstd="t" o:hr="t" fillcolor="#a0a0a0" stroked="f"/>
         </w:pict>
       </w:r>
     </w:p>
@@ -804,7 +918,7 @@
           <w:szCs w:val="32"/>
         </w:rPr>
         <w:pict w14:anchorId="262C3149">
-          <v:rect id="_x0000_i1025" style="width:0;height:1.5pt" o:hralign="center" o:hrstd="t" o:hr="t" fillcolor="#a0a0a0" stroked="f"/>
+          <v:rect id="_x0000_i1028" style="width:0;height:1.5pt" o:hralign="center" o:hrstd="t" o:hr="t" fillcolor="#a0a0a0" stroked="f"/>
         </w:pict>
       </w:r>
     </w:p>
@@ -971,7 +1085,7 @@
           <w:szCs w:val="32"/>
         </w:rPr>
         <w:pict w14:anchorId="086B9424">
-          <v:rect id="_x0000_i1026" style="width:0;height:1.5pt" o:hralign="center" o:hrstd="t" o:hr="t" fillcolor="#a0a0a0" stroked="f"/>
+          <v:rect id="_x0000_i1029" style="width:0;height:1.5pt" o:hralign="center" o:hrstd="t" o:hr="t" fillcolor="#a0a0a0" stroked="f"/>
         </w:pict>
       </w:r>
     </w:p>
@@ -1089,7 +1203,7 @@
           <w:szCs w:val="32"/>
         </w:rPr>
         <w:pict w14:anchorId="221EDBA8">
-          <v:rect id="_x0000_i1027" style="width:0;height:1.5pt" o:hralign="center" o:hrstd="t" o:hr="t" fillcolor="#a0a0a0" stroked="f"/>
+          <v:rect id="_x0000_i1030" style="width:0;height:1.5pt" o:hralign="center" o:hrstd="t" o:hr="t" fillcolor="#a0a0a0" stroked="f"/>
         </w:pict>
       </w:r>
     </w:p>
@@ -1773,7 +1887,7 @@
           <w:szCs w:val="32"/>
         </w:rPr>
         <w:pict w14:anchorId="1CBB165B">
-          <v:rect id="_x0000_i1088" style="width:0;height:1.5pt" o:hralign="center" o:hrstd="t" o:hr="t" fillcolor="#a0a0a0" stroked="f"/>
+          <v:rect id="_x0000_i1031" style="width:0;height:1.5pt" o:hralign="center" o:hrstd="t" o:hr="t" fillcolor="#a0a0a0" stroked="f"/>
         </w:pict>
       </w:r>
     </w:p>
@@ -2241,7 +2355,7 @@
           <w:szCs w:val="32"/>
         </w:rPr>
         <w:pict w14:anchorId="5055543C">
-          <v:rect id="_x0000_i1089" style="width:0;height:1.5pt" o:hralign="center" o:hrstd="t" o:hr="t" fillcolor="#a0a0a0" stroked="f"/>
+          <v:rect id="_x0000_i1032" style="width:0;height:1.5pt" o:hralign="center" o:hrstd="t" o:hr="t" fillcolor="#a0a0a0" stroked="f"/>
         </w:pict>
       </w:r>
     </w:p>
@@ -2605,7 +2719,23 @@
           <w:sz w:val="36"/>
           <w:szCs w:val="32"/>
         </w:rPr>
-        <w:t>Ensure diagrams look like StarUML output</w:t>
+        <w:t xml:space="preserve">Ensure diagrams look like </w:t>
+      </w:r>
+      <w:proofErr w:type="spellStart"/>
+      <w:r>
+        <w:rPr>
+          <w:sz w:val="36"/>
+          <w:szCs w:val="32"/>
+        </w:rPr>
+        <w:t>StarUML</w:t>
+      </w:r>
+      <w:proofErr w:type="spellEnd"/>
+      <w:r>
+        <w:rPr>
+          <w:sz w:val="36"/>
+          <w:szCs w:val="32"/>
+        </w:rPr>
+        <w:t xml:space="preserve"> output</w:t>
       </w:r>
     </w:p>
     <w:p>
@@ -2738,38 +2868,6 @@
           <w:szCs w:val="32"/>
         </w:rPr>
         <w:t>Compile final report &amp; submission files</w:t>
-      </w:r>
-    </w:p>
-    <w:p>
-      <w:pPr>
-        <w:rPr>
-          <w:sz w:val="36"/>
-          <w:szCs w:val="32"/>
-        </w:rPr>
-      </w:pPr>
-      <w:r>
-        <w:rPr>
-          <w:rFonts w:ascii="Segoe UI Emoji" w:hAnsi="Segoe UI Emoji" w:cs="Segoe UI Emoji"/>
-          <w:sz w:val="36"/>
-          <w:szCs w:val="32"/>
-        </w:rPr>
-        <w:t>📌</w:t>
-      </w:r>
-      <w:r>
-        <w:rPr>
-          <w:sz w:val="36"/>
-          <w:szCs w:val="32"/>
-        </w:rPr>
-        <w:t xml:space="preserve"> </w:t>
-      </w:r>
-      <w:r>
-        <w:rPr>
-          <w:i/>
-          <w:iCs/>
-          <w:sz w:val="36"/>
-          <w:szCs w:val="32"/>
-        </w:rPr>
-        <w:t>Responsible for marks-heavy theory &amp; presentation.</w:t>
       </w:r>
     </w:p>
     <w:p>
@@ -5676,6 +5774,7 @@
   <w:style w:type="character" w:default="1" w:styleId="DefaultParagraphFont">
     <w:name w:val="Default Paragraph Font"/>
     <w:uiPriority w:val="1"/>
+    <w:semiHidden/>
     <w:unhideWhenUsed/>
   </w:style>
   <w:style w:type="table" w:default="1" w:styleId="TableNormal">
